--- a/DemoPosuda/Docks/ОтчётУП.02_КоробейниковаА.Д.docx
+++ b/DemoPosuda/Docks/ОтчётУП.02_КоробейниковаА.Д.docx
@@ -1465,218 +1465,6 @@
     </w:p>
     <w:p>
       <w:pPr>
-        <w:spacing w:after="0" w:line="240" w:lineRule="auto"/>
-        <w:rPr>
-          <w:rFonts w:ascii="Times New Roman" w:eastAsia="Calibri" w:hAnsi="Times New Roman" w:cs="Calibri"/>
-          <w:b/>
-          <w:color w:val="FF0000"/>
-          <w:sz w:val="28"/>
-          <w:lang w:eastAsia="ru-RU"/>
-        </w:rPr>
-      </w:pPr>
-      <w:r>
-        <w:rPr>
-          <w:rFonts w:ascii="Times New Roman" w:eastAsia="Calibri" w:hAnsi="Times New Roman" w:cs="Calibri"/>
-          <w:b/>
-          <w:color w:val="FF0000"/>
-          <w:sz w:val="28"/>
-          <w:lang w:eastAsia="ru-RU"/>
-        </w:rPr>
-        <w:t>Н</w:t>
-      </w:r>
-      <w:r>
-        <w:rPr>
-          <w:rFonts w:ascii="Times New Roman" w:eastAsia="Calibri" w:hAnsi="Times New Roman" w:cs="Calibri"/>
-          <w:b/>
-          <w:color w:val="FF0000"/>
-          <w:sz w:val="28"/>
-          <w:lang w:eastAsia="ru-RU"/>
-        </w:rPr>
-        <w:t>азвани</w:t>
-      </w:r>
-      <w:r>
-        <w:rPr>
-          <w:rFonts w:ascii="Times New Roman" w:eastAsia="Calibri" w:hAnsi="Times New Roman" w:cs="Calibri"/>
-          <w:b/>
-          <w:color w:val="FF0000"/>
-          <w:sz w:val="28"/>
-          <w:lang w:eastAsia="ru-RU"/>
-        </w:rPr>
-        <w:t>е</w:t>
-      </w:r>
-      <w:r>
-        <w:rPr>
-          <w:rFonts w:ascii="Times New Roman" w:eastAsia="Calibri" w:hAnsi="Times New Roman" w:cs="Calibri"/>
-          <w:b/>
-          <w:color w:val="FF0000"/>
-          <w:sz w:val="28"/>
-          <w:lang w:eastAsia="ru-RU"/>
-        </w:rPr>
-        <w:t xml:space="preserve"> отчета укажите в виде: </w:t>
-      </w:r>
-      <w:r>
-        <w:rPr>
-          <w:rFonts w:ascii="Times New Roman" w:eastAsia="Calibri" w:hAnsi="Times New Roman" w:cs="Calibri"/>
-          <w:b/>
-          <w:color w:val="FF0000"/>
-          <w:sz w:val="28"/>
-          <w:lang w:eastAsia="ru-RU"/>
-        </w:rPr>
-        <w:t>ОтчётУП.02_Фамилия</w:t>
-      </w:r>
-      <w:r>
-        <w:rPr>
-          <w:rFonts w:ascii="Times New Roman" w:eastAsia="Calibri" w:hAnsi="Times New Roman" w:cs="Calibri"/>
-          <w:b/>
-          <w:color w:val="FF0000"/>
-          <w:sz w:val="28"/>
-          <w:lang w:eastAsia="ru-RU"/>
-        </w:rPr>
-        <w:t>И</w:t>
-      </w:r>
-      <w:proofErr w:type="gramStart"/>
-      <w:r>
-        <w:rPr>
-          <w:rFonts w:ascii="Times New Roman" w:eastAsia="Calibri" w:hAnsi="Times New Roman" w:cs="Calibri"/>
-          <w:b/>
-          <w:color w:val="FF0000"/>
-          <w:sz w:val="28"/>
-          <w:lang w:eastAsia="ru-RU"/>
-        </w:rPr>
-        <w:t>.О</w:t>
-      </w:r>
-      <w:proofErr w:type="gramEnd"/>
-    </w:p>
-    <w:p>
-      <w:pPr>
-        <w:jc w:val="both"/>
-        <w:rPr>
-          <w:rFonts w:ascii="Times New Roman" w:hAnsi="Times New Roman" w:cs="Times New Roman"/>
-          <w:sz w:val="28"/>
-          <w:szCs w:val="28"/>
-        </w:rPr>
-      </w:pPr>
-    </w:p>
-    <w:p>
-      <w:pPr>
-        <w:jc w:val="both"/>
-        <w:rPr>
-          <w:rFonts w:ascii="Times New Roman" w:eastAsia="Calibri" w:hAnsi="Times New Roman" w:cs="Times New Roman"/>
-          <w:b/>
-          <w:color w:val="FF0000"/>
-          <w:sz w:val="28"/>
-          <w:szCs w:val="28"/>
-          <w:lang w:eastAsia="ru-RU"/>
-        </w:rPr>
-      </w:pPr>
-      <w:r>
-        <w:rPr>
-          <w:rFonts w:ascii="Times New Roman" w:hAnsi="Times New Roman" w:cs="Times New Roman"/>
-          <w:sz w:val="28"/>
-          <w:szCs w:val="28"/>
-        </w:rPr>
-        <w:t xml:space="preserve">На диске </w:t>
-      </w:r>
-      <w:r>
-        <w:rPr>
-          <w:rFonts w:ascii="Times New Roman" w:hAnsi="Times New Roman" w:cs="Times New Roman"/>
-          <w:b/>
-          <w:sz w:val="28"/>
-          <w:szCs w:val="28"/>
-        </w:rPr>
-        <w:t>Х:</w:t>
-      </w:r>
-      <w:r>
-        <w:rPr>
-          <w:rFonts w:ascii="Times New Roman" w:hAnsi="Times New Roman" w:cs="Times New Roman"/>
-          <w:sz w:val="28"/>
-          <w:szCs w:val="28"/>
-        </w:rPr>
-        <w:t xml:space="preserve"> (своей учетной записи) создать папку </w:t>
-      </w:r>
-      <w:r>
-        <w:rPr>
-          <w:rFonts w:ascii="Times New Roman" w:eastAsia="Calibri" w:hAnsi="Times New Roman" w:cs="Times New Roman"/>
-          <w:b/>
-          <w:color w:val="FF0000"/>
-          <w:sz w:val="28"/>
-          <w:szCs w:val="28"/>
-          <w:lang w:eastAsia="ru-RU"/>
-        </w:rPr>
-        <w:t>УП.02_Фамилия</w:t>
-      </w:r>
-    </w:p>
-    <w:p>
-      <w:pPr>
-        <w:jc w:val="both"/>
-        <w:rPr>
-          <w:rFonts w:ascii="Times New Roman" w:hAnsi="Times New Roman" w:cs="Times New Roman"/>
-          <w:b/>
-          <w:sz w:val="28"/>
-          <w:szCs w:val="28"/>
-        </w:rPr>
-      </w:pPr>
-      <w:r>
-        <w:rPr>
-          <w:rFonts w:ascii="Times New Roman" w:eastAsia="Calibri" w:hAnsi="Times New Roman" w:cs="Times New Roman"/>
-          <w:sz w:val="28"/>
-          <w:szCs w:val="28"/>
-          <w:lang w:eastAsia="ru-RU"/>
-        </w:rPr>
-        <w:t xml:space="preserve">В папку </w:t>
-      </w:r>
-      <w:r>
-        <w:rPr>
-          <w:rFonts w:ascii="Times New Roman" w:eastAsia="Calibri" w:hAnsi="Times New Roman" w:cs="Times New Roman"/>
-          <w:b/>
-          <w:color w:val="FF0000"/>
-          <w:sz w:val="28"/>
-          <w:szCs w:val="28"/>
-          <w:lang w:eastAsia="ru-RU"/>
-        </w:rPr>
-        <w:t>УП.02_Фамилия</w:t>
-      </w:r>
-      <w:r>
-        <w:rPr>
-          <w:rFonts w:ascii="Times New Roman" w:eastAsia="Calibri" w:hAnsi="Times New Roman" w:cs="Times New Roman"/>
-          <w:b/>
-          <w:color w:val="FF0000"/>
-          <w:sz w:val="28"/>
-          <w:szCs w:val="28"/>
-          <w:lang w:eastAsia="ru-RU"/>
-        </w:rPr>
-        <w:t xml:space="preserve"> </w:t>
-      </w:r>
-      <w:r>
-        <w:rPr>
-          <w:rFonts w:ascii="Times New Roman" w:eastAsia="Calibri" w:hAnsi="Times New Roman" w:cs="Times New Roman"/>
-          <w:sz w:val="28"/>
-          <w:szCs w:val="28"/>
-          <w:lang w:eastAsia="ru-RU"/>
-        </w:rPr>
-        <w:t>поместить</w:t>
-      </w:r>
-      <w:r>
-        <w:rPr>
-          <w:rFonts w:ascii="Times New Roman" w:eastAsia="Calibri" w:hAnsi="Times New Roman" w:cs="Times New Roman"/>
-          <w:sz w:val="28"/>
-          <w:szCs w:val="28"/>
-          <w:lang w:eastAsia="ru-RU"/>
-        </w:rPr>
-        <w:t xml:space="preserve"> все </w:t>
-      </w:r>
-      <w:r>
-        <w:rPr>
-          <w:rFonts w:ascii="Times New Roman" w:hAnsi="Times New Roman" w:cs="Times New Roman"/>
-          <w:b/>
-          <w:sz w:val="28"/>
-          <w:szCs w:val="28"/>
-        </w:rPr>
-        <w:t>результаты выполнения заданий практики:</w:t>
-      </w:r>
-    </w:p>
-    <w:p>
-      <w:pPr>
         <w:pStyle w:val="af1"/>
         <w:numPr>
           <w:ilvl w:val="0"/>
@@ -1688,6 +1476,8 @@
           <w:szCs w:val="28"/>
         </w:rPr>
       </w:pPr>
+      <w:bookmarkStart w:id="0" w:name="_GoBack"/>
+      <w:bookmarkEnd w:id="0"/>
       <w:r>
         <w:rPr>
           <w:rFonts w:eastAsia="Calibri"/>
@@ -15512,7 +15302,7 @@
           <v:shape id="_x0000_i1025" type="#_x0000_t75" style="width:76.7pt;height:49.55pt" o:ole="">
             <v:imagedata r:id="rId25" o:title=""/>
           </v:shape>
-          <o:OLEObject Type="Embed" ProgID="Package" ShapeID="_x0000_i1025" DrawAspect="Icon" ObjectID="_1800787974" r:id="rId26"/>
+          <o:OLEObject Type="Embed" ProgID="Package" ShapeID="_x0000_i1025" DrawAspect="Icon" ObjectID="_1800789509" r:id="rId26"/>
         </w:object>
       </w:r>
     </w:p>
@@ -26776,7 +26566,6 @@
           <w:lang w:eastAsia="ru-RU"/>
         </w:rPr>
       </w:pPr>
-      <w:bookmarkStart w:id="0" w:name="_GoBack"/>
       <w:r>
         <w:rPr>
           <w:rFonts w:ascii="Times New Roman" w:hAnsi="Times New Roman" w:cs="Times New Roman"/>
@@ -26785,7 +26574,6 @@
         </w:rPr>
         <w:t>Список использованных источников</w:t>
       </w:r>
-      <w:bookmarkEnd w:id="0"/>
     </w:p>
     <w:p>
       <w:pPr>
@@ -26812,7 +26600,7 @@
         <w:rPr>
           <w:rFonts w:ascii="Times New Roman" w:hAnsi="Times New Roman" w:cs="Times New Roman"/>
           <w:sz w:val="28"/>
-          <w:lang w:val="en-US" w:eastAsia="ru-RU"/>
+          <w:lang w:eastAsia="ru-RU"/>
         </w:rPr>
       </w:pPr>
       <w:r>
@@ -26885,10 +26673,10 @@
           <w:lang w:eastAsia="ru-RU"/>
         </w:rPr>
         <w:object w:dxaOrig="1539" w:dyaOrig="993">
-          <v:shape id="_x0000_i1028" type="#_x0000_t75" style="width:76.7pt;height:49.55pt" o:ole="">
+          <v:shape id="_x0000_i1026" type="#_x0000_t75" style="width:76.7pt;height:49.55pt" o:ole="">
             <v:imagedata r:id="rId32" o:title=""/>
           </v:shape>
-          <o:OLEObject Type="Embed" ProgID="Package" ShapeID="_x0000_i1028" DrawAspect="Icon" ObjectID="_1800787975" r:id="rId33"/>
+          <o:OLEObject Type="Embed" ProgID="Package" ShapeID="_x0000_i1026" DrawAspect="Icon" ObjectID="_1800789510" r:id="rId33"/>
         </w:object>
       </w:r>
     </w:p>
@@ -31744,7 +31532,7 @@
           <v:shape id="_x0000_i1027" type="#_x0000_t75" style="width:76.7pt;height:49.55pt" o:ole="">
             <v:imagedata r:id="rId34" o:title=""/>
           </v:shape>
-          <o:OLEObject Type="Embed" ProgID="Package" ShapeID="_x0000_i1027" DrawAspect="Icon" ObjectID="_1800787976" r:id="rId35"/>
+          <o:OLEObject Type="Embed" ProgID="Package" ShapeID="_x0000_i1027" DrawAspect="Icon" ObjectID="_1800789511" r:id="rId35"/>
         </w:object>
       </w:r>
     </w:p>
@@ -31798,10 +31586,10 @@
           <w:lang w:eastAsia="ru-RU"/>
         </w:rPr>
         <w:object w:dxaOrig="1539" w:dyaOrig="993">
-          <v:shape id="_x0000_i1026" type="#_x0000_t75" style="width:76.7pt;height:49.55pt" o:ole="">
+          <v:shape id="_x0000_i1028" type="#_x0000_t75" style="width:76.7pt;height:49.55pt" o:ole="">
             <v:imagedata r:id="rId25" o:title=""/>
           </v:shape>
-          <o:OLEObject Type="Embed" ProgID="Package" ShapeID="_x0000_i1026" DrawAspect="Icon" ObjectID="_1800787977" r:id="rId36"/>
+          <o:OLEObject Type="Embed" ProgID="Package" ShapeID="_x0000_i1028" DrawAspect="Icon" ObjectID="_1800789512" r:id="rId36"/>
         </w:object>
       </w:r>
     </w:p>
@@ -31895,7 +31683,6 @@
         <w:docPartUnique/>
       </w:docPartObj>
     </w:sdtPr>
-    <w:sdtEndPr/>
     <w:sdtContent>
       <w:p>
         <w:pPr>
@@ -31915,7 +31702,7 @@
           <w:rPr>
             <w:noProof/>
           </w:rPr>
-          <w:t>16</w:t>
+          <w:t>18</w:t>
         </w:r>
         <w:r>
           <w:fldChar w:fldCharType="end"/>
@@ -36014,7 +35801,7 @@
 </file>
 
 <file path=customXml/itemProps1.xml><?xml version="1.0" encoding="utf-8"?>
-<ds:datastoreItem xmlns:ds="http://schemas.openxmlformats.org/officeDocument/2006/customXml" ds:itemID="{9505C5E9-D274-4065-98CD-0D6300015672}">
+<ds:datastoreItem xmlns:ds="http://schemas.openxmlformats.org/officeDocument/2006/customXml" ds:itemID="{76AADB9D-CEE7-4D1B-B2F2-61CF2633D1F1}">
   <ds:schemaRefs>
     <ds:schemaRef ds:uri="http://schemas.openxmlformats.org/officeDocument/2006/bibliography"/>
   </ds:schemaRefs>
